--- a/RVfpga/RVfpgaEL2/RVfpga_NexysVideo-NoDDR/Labs/Lab07/RVfpga_Lab07_VeeR-EL2_NexysVideo-NoDDR.docx
+++ b/RVfpga/RVfpgaEL2/RVfpga_NexysVideo-NoDDR/Labs/Lab07/RVfpga_Lab07_VeeR-EL2_NexysVideo-NoDDR.docx
@@ -394,7 +394,13 @@
         <w:rPr>
           <w:color w:val="00000A"/>
         </w:rPr>
-        <w:t xml:space="preserve">Nexys A7 </w:t>
+        <w:t>Nexys Video Video</w:t>
+      </w:r>
+      <w:r>
+        <w:rPr>
+          <w:color w:val="00000A"/>
+        </w:rPr>
+        <w:t xml:space="preserve"> </w:t>
       </w:r>
       <w:r>
         <w:rPr>
@@ -620,7 +626,13 @@
         <w:rPr>
           <w:color w:val="FFFFFF" w:themeColor="background1"/>
         </w:rPr>
-        <w:t xml:space="preserve">Nexys A7 </w:t>
+        <w:t>Nexys Video Video</w:t>
+      </w:r>
+      <w:r>
+        <w:rPr>
+          <w:color w:val="FFFFFF" w:themeColor="background1"/>
+        </w:rPr>
+        <w:t xml:space="preserve"> </w:t>
       </w:r>
       <w:r>
         <w:rPr>
@@ -665,7 +677,25 @@
           <w:sz w:val="22"/>
           <w:szCs w:val="22"/>
         </w:rPr>
-        <w:t xml:space="preserve">The Nexys A7 board contains </w:t>
+        <w:t xml:space="preserve">The </w:t>
+      </w:r>
+      <w:r>
+        <w:rPr>
+          <w:b w:val="0"/>
+          <w:color w:val="00000A"/>
+          <w:sz w:val="22"/>
+          <w:szCs w:val="22"/>
+        </w:rPr>
+        <w:t>Nexys Video Video</w:t>
+      </w:r>
+      <w:r>
+        <w:rPr>
+          <w:b w:val="0"/>
+          <w:color w:val="00000A"/>
+          <w:sz w:val="22"/>
+          <w:szCs w:val="22"/>
+        </w:rPr>
+        <w:t xml:space="preserve"> board contains </w:t>
       </w:r>
       <w:r>
         <w:rPr>
@@ -1238,7 +1268,10 @@
       </w:fldSimple>
       <w:bookmarkEnd w:id="2"/>
       <w:r>
-        <w:t>. 8-digit 7-segment displays on the Nexys A7</w:t>
+        <w:t xml:space="preserve">. 8-digit 7-segment displays on the </w:t>
+      </w:r>
+      <w:r>
+        <w:t>Nexys Video Video</w:t>
       </w:r>
     </w:p>
     <w:p>
@@ -2220,7 +2253,10 @@
       </w:fldSimple>
       <w:bookmarkEnd w:id="4"/>
       <w:r>
-        <w:t>. Connection of the 8-digit 7-segment Display on the Nexys A7</w:t>
+        <w:t xml:space="preserve">. Connection of the 8-digit 7-segment Display on the </w:t>
+      </w:r>
+      <w:r>
+        <w:t>Nexys Video Video</w:t>
       </w:r>
     </w:p>
     <w:p>
@@ -2357,7 +2393,13 @@
         <w:t xml:space="preserve">driven </w:t>
       </w:r>
       <w:r>
-        <w:t>low. However, since the Nexys A7 uses NPN transistors to drive enough current into the common anode point, the anode enables are inverted. Therefore, both the AN0...7 and the CA...G/DP signals are driven low when active.</w:t>
+        <w:t xml:space="preserve">low. However, since the </w:t>
+      </w:r>
+      <w:r>
+        <w:t>Nexys Video Video</w:t>
+      </w:r>
+      <w:r>
+        <w:t xml:space="preserve"> uses NPN transistors to drive enough current into the common anode point, the anode enables are inverted. Therefore, both the AN0...7 and the CA...G/DP signals are driven low when active.</w:t>
       </w:r>
     </w:p>
     <w:p/>
@@ -3052,7 +3094,7 @@
           <w:i/>
           <w:iCs/>
         </w:rPr>
-        <w:t>[</w:t>
+        <w:t>[RVfpgaEL2</w:t>
       </w:r>
       <w:r>
         <w:rPr>
@@ -3060,7 +3102,7 @@
           <w:i/>
           <w:iCs/>
         </w:rPr>
-        <w:t>RVfpgaEL2NexysA7DDRPath</w:t>
+        <w:t>Nexys Video</w:t>
       </w:r>
       <w:r>
         <w:rPr>
@@ -3068,7 +3110,7 @@
           <w:i/>
           <w:iCs/>
         </w:rPr>
-        <w:t>]</w:t>
+        <w:t>VideoNoDDRPath]</w:t>
       </w:r>
       <w:r>
         <w:rPr>
@@ -3558,15 +3600,7 @@
           <w:iCs/>
           <w:color w:val="000000" w:themeColor="text1"/>
         </w:rPr>
-        <w:t>[</w:t>
-      </w:r>
-      <w:r>
-        <w:rPr>
-          <w:rFonts w:eastAsia="Arial" w:cs="Arial"/>
-          <w:i/>
-          <w:iCs/>
-        </w:rPr>
-        <w:t>RVfpgaEL2NexysA7DDRPath</w:t>
+        <w:t>[RVfpgaEL2</w:t>
       </w:r>
       <w:r>
         <w:rPr>
@@ -3575,7 +3609,16 @@
           <w:iCs/>
           <w:color w:val="000000" w:themeColor="text1"/>
         </w:rPr>
-        <w:t>]</w:t>
+        <w:t>Nexys Video</w:t>
+      </w:r>
+      <w:r>
+        <w:rPr>
+          <w:rFonts w:eastAsia="Arial" w:cs="Arial"/>
+          <w:i/>
+          <w:iCs/>
+          <w:color w:val="000000" w:themeColor="text1"/>
+        </w:rPr>
+        <w:t>VideoNoDDRPath]</w:t>
       </w:r>
       <w:r>
         <w:rPr>
@@ -3736,7 +3779,21 @@
           <w:rFonts w:eastAsia="Arial" w:cs="Arial"/>
           <w:color w:val="00000A"/>
         </w:rPr>
-        <w:t>RVfpgaEL2-NexysA7</w:t>
+        <w:t>RVfpgaEL2-</w:t>
+      </w:r>
+      <w:r>
+        <w:rPr>
+          <w:rFonts w:eastAsia="Arial" w:cs="Arial"/>
+          <w:color w:val="00000A"/>
+        </w:rPr>
+        <w:t>Nexys Video</w:t>
+      </w:r>
+      <w:r>
+        <w:rPr>
+          <w:rFonts w:eastAsia="Arial" w:cs="Arial"/>
+          <w:color w:val="00000A"/>
+        </w:rPr>
+        <w:t>A7</w:t>
       </w:r>
       <w:r>
         <w:rPr>
@@ -4176,7 +4233,21 @@
           <w:rFonts w:eastAsia="Arial" w:cs="Arial"/>
           <w:color w:val="00000A"/>
         </w:rPr>
-        <w:t>RVfpgaEL2-NexysA7</w:t>
+        <w:t>RVfpgaEL2-</w:t>
+      </w:r>
+      <w:r>
+        <w:rPr>
+          <w:rFonts w:eastAsia="Arial" w:cs="Arial"/>
+          <w:color w:val="00000A"/>
+        </w:rPr>
+        <w:t>Nexys Video</w:t>
+      </w:r>
+      <w:r>
+        <w:rPr>
+          <w:rFonts w:eastAsia="Arial" w:cs="Arial"/>
+          <w:color w:val="00000A"/>
+        </w:rPr>
+        <w:t>A7</w:t>
       </w:r>
       <w:r>
         <w:rPr>
@@ -5161,7 +5232,7 @@
           <w:i/>
           <w:iCs/>
         </w:rPr>
-        <w:t>[</w:t>
+        <w:t>[RVfpgaEL2</w:t>
       </w:r>
       <w:r>
         <w:rPr>
@@ -5169,7 +5240,7 @@
           <w:i/>
           <w:iCs/>
         </w:rPr>
-        <w:t>RVfpgaEL2NexysA7DDRPath</w:t>
+        <w:t>Nexys Video</w:t>
       </w:r>
       <w:r>
         <w:rPr>
@@ -5177,7 +5248,7 @@
           <w:i/>
           <w:iCs/>
         </w:rPr>
-        <w:t>]</w:t>
+        <w:t>VideoNoDDRPath]</w:t>
       </w:r>
       <w:r>
         <w:rPr>
@@ -5201,7 +5272,7 @@
           <w:iCs/>
           <w:color w:val="00000A"/>
         </w:rPr>
-        <w:t>nexys</w:t>
+        <w:t>Nexys Video</w:t>
       </w:r>
       <w:r>
         <w:rPr>
@@ -5245,7 +5316,13 @@
         <w:rPr>
           <w:color w:val="00000A"/>
         </w:rPr>
-        <w:t xml:space="preserve">Nexys A7 </w:t>
+        <w:t>Nexys Video Video</w:t>
+      </w:r>
+      <w:r>
+        <w:rPr>
+          <w:color w:val="00000A"/>
+        </w:rPr>
+        <w:t xml:space="preserve"> </w:t>
       </w:r>
       <w:r>
         <w:rPr>
@@ -5702,7 +5779,7 @@
           <w:i/>
           <w:color w:val="00000A"/>
         </w:rPr>
-        <w:t>nexys</w:t>
+        <w:t>Nexys Video</w:t>
       </w:r>
       <w:r>
         <w:rPr>
@@ -5761,7 +5838,7 @@
           <w:bCs/>
           <w:color w:val="00000A"/>
         </w:rPr>
-        <w:t>nexys</w:t>
+        <w:t>Nexys Video</w:t>
       </w:r>
       <w:r>
         <w:rPr>
@@ -5782,7 +5859,7 @@
           <w:i/>
           <w:iCs/>
         </w:rPr>
-        <w:t>[</w:t>
+        <w:t>[RVfpgaEL2</w:t>
       </w:r>
       <w:r>
         <w:rPr>
@@ -5790,7 +5867,7 @@
           <w:i/>
           <w:iCs/>
         </w:rPr>
-        <w:t>RVfpgaEL2NexysA7DDRPath</w:t>
+        <w:t>Nexys Video</w:t>
       </w:r>
       <w:r>
         <w:rPr>
@@ -5798,7 +5875,7 @@
           <w:i/>
           <w:iCs/>
         </w:rPr>
-        <w:t>]</w:t>
+        <w:t>VideoNoDDRPath]</w:t>
       </w:r>
       <w:r>
         <w:rPr>
@@ -5830,7 +5907,7 @@
           <w:i/>
           <w:iCs/>
         </w:rPr>
-        <w:t>nexys</w:t>
+        <w:t>Nexys Video</w:t>
       </w:r>
       <w:r>
         <w:rPr>
@@ -6236,7 +6313,7 @@
           <w:i/>
           <w:color w:val="00000A"/>
         </w:rPr>
-        <w:t>nexys</w:t>
+        <w:t>Nexys Video</w:t>
       </w:r>
       <w:r>
         <w:rPr>
@@ -6742,7 +6819,7 @@
           <w:sz w:val="20"/>
           <w:szCs w:val="20"/>
         </w:rPr>
-        <w:t>[</w:t>
+        <w:t>[RVfpgaEL2</w:t>
       </w:r>
       <w:r>
         <w:rPr>
@@ -6752,7 +6829,7 @@
           <w:sz w:val="20"/>
           <w:szCs w:val="20"/>
         </w:rPr>
-        <w:t>RVfpgaEL2NexysA7DDRPath</w:t>
+        <w:t>Nexys Video</w:t>
       </w:r>
       <w:r>
         <w:rPr>
@@ -6762,7 +6839,7 @@
           <w:sz w:val="20"/>
           <w:szCs w:val="20"/>
         </w:rPr>
-        <w:t>]</w:t>
+        <w:t>VideoNoDDRPath]</w:t>
       </w:r>
       <w:r>
         <w:rPr>
@@ -6795,7 +6872,7 @@
           <w:sz w:val="20"/>
           <w:szCs w:val="20"/>
         </w:rPr>
-        <w:t>nexys</w:t>
+        <w:t>Nexys Video</w:t>
       </w:r>
       <w:r>
         <w:rPr>
@@ -6846,7 +6923,7 @@
           <w:sz w:val="20"/>
           <w:szCs w:val="20"/>
         </w:rPr>
-        <w:t>[</w:t>
+        <w:t>[RVfpgaEL2</w:t>
       </w:r>
       <w:r>
         <w:rPr>
@@ -6856,7 +6933,7 @@
           <w:sz w:val="20"/>
           <w:szCs w:val="20"/>
         </w:rPr>
-        <w:t>RVfpgaEL2NexysA7DDRPath</w:t>
+        <w:t>Nexys Video</w:t>
       </w:r>
       <w:r>
         <w:rPr>
@@ -6866,7 +6943,7 @@
           <w:sz w:val="20"/>
           <w:szCs w:val="20"/>
         </w:rPr>
-        <w:t>]</w:t>
+        <w:t>VideoNoDDRPath]</w:t>
       </w:r>
       <w:r>
         <w:rPr>
@@ -6899,7 +6976,7 @@
           <w:sz w:val="20"/>
           <w:szCs w:val="20"/>
         </w:rPr>
-        <w:t>nexys</w:t>
+        <w:t>Nexys Video</w:t>
       </w:r>
       <w:r>
         <w:rPr>
@@ -6950,7 +7027,7 @@
           <w:sz w:val="20"/>
           <w:szCs w:val="20"/>
         </w:rPr>
-        <w:t>[</w:t>
+        <w:t>[RVfpgaEL2</w:t>
       </w:r>
       <w:r>
         <w:rPr>
@@ -6960,7 +7037,7 @@
           <w:sz w:val="20"/>
           <w:szCs w:val="20"/>
         </w:rPr>
-        <w:t>RVfpgaEL2NexysA7DDRPath</w:t>
+        <w:t>Nexys Video</w:t>
       </w:r>
       <w:r>
         <w:rPr>
@@ -6970,7 +7047,7 @@
           <w:sz w:val="20"/>
           <w:szCs w:val="20"/>
         </w:rPr>
-        <w:t>]</w:t>
+        <w:t>VideoNoDDRPath]</w:t>
       </w:r>
       <w:r>
         <w:rPr>
@@ -7052,7 +7129,7 @@
           <w:sz w:val="20"/>
           <w:szCs w:val="20"/>
         </w:rPr>
-        <w:t>[</w:t>
+        <w:t>[RVfpgaEL2</w:t>
       </w:r>
       <w:r>
         <w:rPr>
@@ -7062,7 +7139,7 @@
           <w:sz w:val="20"/>
           <w:szCs w:val="20"/>
         </w:rPr>
-        <w:t>RVfpgaEL2NexysA7DDRPath</w:t>
+        <w:t>Nexys Video</w:t>
       </w:r>
       <w:r>
         <w:rPr>
@@ -7072,7 +7149,7 @@
           <w:sz w:val="20"/>
           <w:szCs w:val="20"/>
         </w:rPr>
-        <w:t>]</w:t>
+        <w:t>VideoNoDDRPath]</w:t>
       </w:r>
       <w:r>
         <w:rPr>
@@ -7283,7 +7360,7 @@
           <w:i/>
           <w:iCs/>
         </w:rPr>
-        <w:t>[</w:t>
+        <w:t>[RVfpgaEL2</w:t>
       </w:r>
       <w:r>
         <w:rPr>
@@ -7291,7 +7368,7 @@
           <w:i/>
           <w:iCs/>
         </w:rPr>
-        <w:t>RVfpgaEL2NexysA7DDRPath</w:t>
+        <w:t>Nexys Video</w:t>
       </w:r>
       <w:r>
         <w:rPr>
@@ -7299,7 +7376,7 @@
           <w:i/>
           <w:iCs/>
         </w:rPr>
-        <w:t>]</w:t>
+        <w:t>VideoNoDDRPath]</w:t>
       </w:r>
       <w:r>
         <w:rPr>
@@ -8575,7 +8652,7 @@
           <w:i/>
           <w:iCs/>
         </w:rPr>
-        <w:t>[</w:t>
+        <w:t>[RVfpgaEL2</w:t>
       </w:r>
       <w:r>
         <w:rPr>
@@ -8583,7 +8660,7 @@
           <w:i/>
           <w:iCs/>
         </w:rPr>
-        <w:t>RVfpgaEL2NexysA7DDRPath</w:t>
+        <w:t>Nexys Video</w:t>
       </w:r>
       <w:r>
         <w:rPr>
@@ -8591,7 +8668,7 @@
           <w:i/>
           <w:iCs/>
         </w:rPr>
-        <w:t>]</w:t>
+        <w:t>VideoNoDDRPath]</w:t>
       </w:r>
       <w:r>
         <w:rPr>
@@ -8914,7 +8991,7 @@
           <w:i/>
           <w:iCs/>
         </w:rPr>
-        <w:t>[</w:t>
+        <w:t>[RVfpgaEL2</w:t>
       </w:r>
       <w:r>
         <w:rPr>
@@ -8922,7 +8999,7 @@
           <w:i/>
           <w:iCs/>
         </w:rPr>
-        <w:t>RVfpgaEL2NexysA7DDRPath</w:t>
+        <w:t>Nexys Video</w:t>
       </w:r>
       <w:r>
         <w:rPr>
@@ -8930,7 +9007,7 @@
           <w:i/>
           <w:iCs/>
         </w:rPr>
-        <w:t>]</w:t>
+        <w:t>VideoNoDDRPath]</w:t>
       </w:r>
       <w:r>
         <w:rPr>
@@ -9605,7 +9682,7 @@
           <w:iCs/>
           <w:color w:val="00000A"/>
         </w:rPr>
-        <w:t>[</w:t>
+        <w:t>[RVfpgaEL2</w:t>
       </w:r>
       <w:r>
         <w:rPr>
@@ -9613,7 +9690,7 @@
           <w:iCs/>
           <w:color w:val="00000A"/>
         </w:rPr>
-        <w:t>RVfpgaEL2NexysA7DDRPath</w:t>
+        <w:t>Nexys Video</w:t>
       </w:r>
       <w:r>
         <w:rPr>
@@ -9621,7 +9698,7 @@
           <w:iCs/>
           <w:color w:val="00000A"/>
         </w:rPr>
-        <w:t>]</w:t>
+        <w:t>VideoNoDDRPath]</w:t>
       </w:r>
       <w:r>
         <w:rPr>
@@ -9681,7 +9758,7 @@
           <w:iCs/>
           <w:color w:val="00000A"/>
         </w:rPr>
-        <w:t>[</w:t>
+        <w:t>[RVfpgaEL2</w:t>
       </w:r>
       <w:r>
         <w:rPr>
@@ -9689,7 +9766,7 @@
           <w:iCs/>
           <w:color w:val="00000A"/>
         </w:rPr>
-        <w:t>RVfpgaEL2NexysA7DDRPath</w:t>
+        <w:t>Nexys Video</w:t>
       </w:r>
       <w:r>
         <w:rPr>
@@ -9697,7 +9774,7 @@
           <w:iCs/>
           <w:color w:val="00000A"/>
         </w:rPr>
-        <w:t>]</w:t>
+        <w:t>VideoNoDDRPath]</w:t>
       </w:r>
       <w:r>
         <w:rPr>
@@ -9765,7 +9842,7 @@
           <w:iCs/>
           <w:color w:val="00000A"/>
         </w:rPr>
-        <w:t>[</w:t>
+        <w:t>[RVfpgaEL2</w:t>
       </w:r>
       <w:r>
         <w:rPr>
@@ -9773,7 +9850,7 @@
           <w:iCs/>
           <w:color w:val="00000A"/>
         </w:rPr>
-        <w:t>RVfpgaEL2NexysA7DDRPath</w:t>
+        <w:t>Nexys Video</w:t>
       </w:r>
       <w:r>
         <w:rPr>
@@ -9781,7 +9858,7 @@
           <w:iCs/>
           <w:color w:val="00000A"/>
         </w:rPr>
-        <w:t>]</w:t>
+        <w:t>VideoNoDDRPath]</w:t>
       </w:r>
       <w:r>
         <w:rPr>
@@ -11041,7 +11118,21 @@
           <w:rFonts w:eastAsia="Arial" w:cs="Arial"/>
           <w:color w:val="00000A"/>
         </w:rPr>
-        <w:t>RVfpgaEL2-NexysA7</w:t>
+        <w:t>RVfpgaEL2-</w:t>
+      </w:r>
+      <w:r>
+        <w:rPr>
+          <w:rFonts w:eastAsia="Arial" w:cs="Arial"/>
+          <w:color w:val="00000A"/>
+        </w:rPr>
+        <w:t>Nexys Video</w:t>
+      </w:r>
+      <w:r>
+        <w:rPr>
+          <w:rFonts w:eastAsia="Arial" w:cs="Arial"/>
+          <w:color w:val="00000A"/>
+        </w:rPr>
+        <w:t>A7</w:t>
       </w:r>
       <w:r>
         <w:rPr>
@@ -11650,10 +11741,12 @@
       </w:pPr>
     </w:p>
     <w:sectPr>
-      <w:headerReference w:type="default" r:id="rId25"/>
-      <w:footerReference w:type="default" r:id="rId26"/>
-      <w:headerReference w:type="first" r:id="rId27"/>
-      <w:footerReference w:type="first" r:id="rId28"/>
+      <w:headerReference w:type="even" r:id="rId25"/>
+      <w:headerReference w:type="default" r:id="rId26"/>
+      <w:footerReference w:type="even" r:id="rId27"/>
+      <w:footerReference w:type="default" r:id="rId28"/>
+      <w:headerReference w:type="first" r:id="rId29"/>
+      <w:footerReference w:type="first" r:id="rId30"/>
       <w:pgSz w:w="11906" w:h="16838"/>
       <w:pgMar w:top="1800" w:right="1440" w:bottom="1440" w:left="1440" w:header="706" w:footer="389" w:gutter="0"/>
       <w:cols w:space="720"/>
@@ -11685,6 +11778,16 @@
 </file>
 
 <file path=word/footer1.xml><?xml version="1.0" encoding="utf-8"?>
+<w:ftr xmlns:wpc="http://schemas.microsoft.com/office/word/2010/wordprocessingCanvas" xmlns:cx="http://schemas.microsoft.com/office/drawing/2014/chartex" xmlns:cx1="http://schemas.microsoft.com/office/drawing/2015/9/8/chartex" xmlns:cx2="http://schemas.microsoft.com/office/drawing/2015/10/21/chartex" xmlns:cx3="http://schemas.microsoft.com/office/drawing/2016/5/9/chartex" xmlns:cx4="http://schemas.microsoft.com/office/drawing/2016/5/10/chartex" xmlns:cx5="http://schemas.microsoft.com/office/drawing/2016/5/11/chartex" xmlns:cx6="http://schemas.microsoft.com/office/drawing/2016/5/12/chartex" xmlns:cx7="http://schemas.microsoft.com/office/drawing/2016/5/13/chartex" xmlns:cx8="http://schemas.microsoft.com/office/drawing/2016/5/14/chartex" xmlns:mc="http://schemas.openxmlformats.org/markup-compatibility/2006" xmlns:aink="http://schemas.microsoft.com/office/drawing/2016/ink" xmlns:am3d="http://schemas.microsoft.com/office/drawing/2017/model3d" xmlns:o="urn:schemas-microsoft-com:office:office" xmlns:oel="http://schemas.microsoft.com/office/2019/extlst" xmlns:r="http://schemas.openxmlformats.org/officeDocument/2006/relationships" xmlns:m="http://schemas.openxmlformats.org/officeDocument/2006/math" xmlns:v="urn:schemas-microsoft-com:vml" xmlns:wp14="http://schemas.microsoft.com/office/word/2010/wordprocessingDrawing" xmlns:wp="http://schemas.openxmlformats.org/drawingml/2006/wordprocessingDrawing" xmlns:w10="urn:schemas-microsoft-com:office:word" xmlns:w="http://schemas.openxmlformats.org/wordprocessingml/2006/main" xmlns:w14="http://schemas.microsoft.com/office/word/2010/wordml" xmlns:w15="http://schemas.microsoft.com/office/word/2012/wordml" xmlns:w16cex="http://schemas.microsoft.com/office/word/2018/wordml/cex" xmlns:w16cid="http://schemas.microsoft.com/office/word/2016/wordml/cid" xmlns:w16="http://schemas.microsoft.com/office/word/2018/wordml" xmlns:w16du="http://schemas.microsoft.com/office/word/2023/wordml/word16du" xmlns:w16sdtdh="http://schemas.microsoft.com/office/word/2020/wordml/sdtdatahash" xmlns:w16sdtfl="http://schemas.microsoft.com/office/word/2024/wordml/sdtformatlock" xmlns:w16se="http://schemas.microsoft.com/office/word/2015/wordml/symex" xmlns:wpg="http://schemas.microsoft.com/office/word/2010/wordprocessingGroup" xmlns:wpi="http://schemas.microsoft.com/office/word/2010/wordprocessingInk" xmlns:wne="http://schemas.microsoft.com/office/word/2006/wordml" xmlns:wps="http://schemas.microsoft.com/office/word/2010/wordprocessingShape" mc:Ignorable="w14 w15 w16se w16cid w16 w16cex w16sdtdh w16sdtfl w16du wp14">
+  <w:p>
+    <w:pPr>
+      <w:pStyle w:val="a7"/>
+    </w:pPr>
+  </w:p>
+</w:ftr>
+</file>
+
+<file path=word/footer2.xml><?xml version="1.0" encoding="utf-8"?>
 <w:ftr xmlns:wpc="http://schemas.microsoft.com/office/word/2010/wordprocessingCanvas" xmlns:cx="http://schemas.microsoft.com/office/drawing/2014/chartex" xmlns:cx1="http://schemas.microsoft.com/office/drawing/2015/9/8/chartex" xmlns:cx2="http://schemas.microsoft.com/office/drawing/2015/10/21/chartex" xmlns:cx3="http://schemas.microsoft.com/office/drawing/2016/5/9/chartex" xmlns:cx4="http://schemas.microsoft.com/office/drawing/2016/5/10/chartex" xmlns:cx5="http://schemas.microsoft.com/office/drawing/2016/5/11/chartex" xmlns:cx6="http://schemas.microsoft.com/office/drawing/2016/5/12/chartex" xmlns:cx7="http://schemas.microsoft.com/office/drawing/2016/5/13/chartex" xmlns:cx8="http://schemas.microsoft.com/office/drawing/2016/5/14/chartex" xmlns:mc="http://schemas.openxmlformats.org/markup-compatibility/2006" xmlns:aink="http://schemas.microsoft.com/office/drawing/2016/ink" xmlns:am3d="http://schemas.microsoft.com/office/drawing/2017/model3d" xmlns:o="urn:schemas-microsoft-com:office:office" xmlns:oel="http://schemas.microsoft.com/office/2019/extlst" xmlns:r="http://schemas.openxmlformats.org/officeDocument/2006/relationships" xmlns:m="http://schemas.openxmlformats.org/officeDocument/2006/math" xmlns:v="urn:schemas-microsoft-com:vml" xmlns:wp14="http://schemas.microsoft.com/office/word/2010/wordprocessingDrawing" xmlns:wp="http://schemas.openxmlformats.org/drawingml/2006/wordprocessingDrawing" xmlns:w10="urn:schemas-microsoft-com:office:word" xmlns:w="http://schemas.openxmlformats.org/wordprocessingml/2006/main" xmlns:w14="http://schemas.microsoft.com/office/word/2010/wordml" xmlns:w15="http://schemas.microsoft.com/office/word/2012/wordml" xmlns:w16cex="http://schemas.microsoft.com/office/word/2018/wordml/cex" xmlns:w16cid="http://schemas.microsoft.com/office/word/2016/wordml/cid" xmlns:w16="http://schemas.microsoft.com/office/word/2018/wordml" xmlns:w16du="http://schemas.microsoft.com/office/word/2023/wordml/word16du" xmlns:w16sdtdh="http://schemas.microsoft.com/office/word/2020/wordml/sdtdatahash" xmlns:w16sdtfl="http://schemas.microsoft.com/office/word/2024/wordml/sdtformatlock" xmlns:w16se="http://schemas.microsoft.com/office/word/2015/wordml/symex" xmlns:wpg="http://schemas.microsoft.com/office/word/2010/wordprocessingGroup" xmlns:wpi="http://schemas.microsoft.com/office/word/2010/wordprocessingInk" xmlns:wne="http://schemas.microsoft.com/office/word/2006/wordml" xmlns:wps="http://schemas.microsoft.com/office/word/2010/wordprocessingShape" mc:Ignorable="w14 w15 w16se w16cid w16 w16cex w16sdtdh w16sdtfl w16du wp14">
   <w:p>
     <w:pPr>
@@ -11794,7 +11897,7 @@
 </w:ftr>
 </file>
 
-<file path=word/footer2.xml><?xml version="1.0" encoding="utf-8"?>
+<file path=word/footer3.xml><?xml version="1.0" encoding="utf-8"?>
 <w:ftr xmlns:wpc="http://schemas.microsoft.com/office/word/2010/wordprocessingCanvas" xmlns:cx="http://schemas.microsoft.com/office/drawing/2014/chartex" xmlns:cx1="http://schemas.microsoft.com/office/drawing/2015/9/8/chartex" xmlns:cx2="http://schemas.microsoft.com/office/drawing/2015/10/21/chartex" xmlns:cx3="http://schemas.microsoft.com/office/drawing/2016/5/9/chartex" xmlns:cx4="http://schemas.microsoft.com/office/drawing/2016/5/10/chartex" xmlns:cx5="http://schemas.microsoft.com/office/drawing/2016/5/11/chartex" xmlns:cx6="http://schemas.microsoft.com/office/drawing/2016/5/12/chartex" xmlns:cx7="http://schemas.microsoft.com/office/drawing/2016/5/13/chartex" xmlns:cx8="http://schemas.microsoft.com/office/drawing/2016/5/14/chartex" xmlns:mc="http://schemas.openxmlformats.org/markup-compatibility/2006" xmlns:aink="http://schemas.microsoft.com/office/drawing/2016/ink" xmlns:am3d="http://schemas.microsoft.com/office/drawing/2017/model3d" xmlns:o="urn:schemas-microsoft-com:office:office" xmlns:oel="http://schemas.microsoft.com/office/2019/extlst" xmlns:r="http://schemas.openxmlformats.org/officeDocument/2006/relationships" xmlns:m="http://schemas.openxmlformats.org/officeDocument/2006/math" xmlns:v="urn:schemas-microsoft-com:vml" xmlns:wp14="http://schemas.microsoft.com/office/word/2010/wordprocessingDrawing" xmlns:wp="http://schemas.openxmlformats.org/drawingml/2006/wordprocessingDrawing" xmlns:w10="urn:schemas-microsoft-com:office:word" xmlns:w="http://schemas.openxmlformats.org/wordprocessingml/2006/main" xmlns:w14="http://schemas.microsoft.com/office/word/2010/wordml" xmlns:w15="http://schemas.microsoft.com/office/word/2012/wordml" xmlns:w16cex="http://schemas.microsoft.com/office/word/2018/wordml/cex" xmlns:w16cid="http://schemas.microsoft.com/office/word/2016/wordml/cid" xmlns:w16="http://schemas.microsoft.com/office/word/2018/wordml" xmlns:w16du="http://schemas.microsoft.com/office/word/2023/wordml/word16du" xmlns:w16sdtdh="http://schemas.microsoft.com/office/word/2020/wordml/sdtdatahash" xmlns:w16sdtfl="http://schemas.microsoft.com/office/word/2024/wordml/sdtformatlock" xmlns:w16se="http://schemas.microsoft.com/office/word/2015/wordml/symex" xmlns:wpg="http://schemas.microsoft.com/office/word/2010/wordprocessingGroup" xmlns:wpi="http://schemas.microsoft.com/office/word/2010/wordprocessingInk" xmlns:wne="http://schemas.microsoft.com/office/word/2006/wordml" xmlns:wps="http://schemas.microsoft.com/office/word/2010/wordprocessingShape" mc:Ignorable="w14 w15 w16se w16cid w16 w16cex w16sdtdh w16sdtfl w16du wp14">
   <w:p>
     <w:pPr>
@@ -11974,6 +12077,16 @@
     <w:pPr>
       <w:pStyle w:val="a9"/>
     </w:pPr>
+  </w:p>
+</w:hdr>
+</file>
+
+<file path=word/header2.xml><?xml version="1.0" encoding="utf-8"?>
+<w:hdr xmlns:wpc="http://schemas.microsoft.com/office/word/2010/wordprocessingCanvas" xmlns:cx="http://schemas.microsoft.com/office/drawing/2014/chartex" xmlns:cx1="http://schemas.microsoft.com/office/drawing/2015/9/8/chartex" xmlns:cx2="http://schemas.microsoft.com/office/drawing/2015/10/21/chartex" xmlns:cx3="http://schemas.microsoft.com/office/drawing/2016/5/9/chartex" xmlns:cx4="http://schemas.microsoft.com/office/drawing/2016/5/10/chartex" xmlns:cx5="http://schemas.microsoft.com/office/drawing/2016/5/11/chartex" xmlns:cx6="http://schemas.microsoft.com/office/drawing/2016/5/12/chartex" xmlns:cx7="http://schemas.microsoft.com/office/drawing/2016/5/13/chartex" xmlns:cx8="http://schemas.microsoft.com/office/drawing/2016/5/14/chartex" xmlns:mc="http://schemas.openxmlformats.org/markup-compatibility/2006" xmlns:aink="http://schemas.microsoft.com/office/drawing/2016/ink" xmlns:am3d="http://schemas.microsoft.com/office/drawing/2017/model3d" xmlns:o="urn:schemas-microsoft-com:office:office" xmlns:oel="http://schemas.microsoft.com/office/2019/extlst" xmlns:r="http://schemas.openxmlformats.org/officeDocument/2006/relationships" xmlns:m="http://schemas.openxmlformats.org/officeDocument/2006/math" xmlns:v="urn:schemas-microsoft-com:vml" xmlns:wp14="http://schemas.microsoft.com/office/word/2010/wordprocessingDrawing" xmlns:wp="http://schemas.openxmlformats.org/drawingml/2006/wordprocessingDrawing" xmlns:w10="urn:schemas-microsoft-com:office:word" xmlns:w="http://schemas.openxmlformats.org/wordprocessingml/2006/main" xmlns:w14="http://schemas.microsoft.com/office/word/2010/wordml" xmlns:w15="http://schemas.microsoft.com/office/word/2012/wordml" xmlns:w16cex="http://schemas.microsoft.com/office/word/2018/wordml/cex" xmlns:w16cid="http://schemas.microsoft.com/office/word/2016/wordml/cid" xmlns:w16="http://schemas.microsoft.com/office/word/2018/wordml" xmlns:w16du="http://schemas.microsoft.com/office/word/2023/wordml/word16du" xmlns:w16sdtdh="http://schemas.microsoft.com/office/word/2020/wordml/sdtdatahash" xmlns:w16sdtfl="http://schemas.microsoft.com/office/word/2024/wordml/sdtformatlock" xmlns:w16se="http://schemas.microsoft.com/office/word/2015/wordml/symex" xmlns:wpg="http://schemas.microsoft.com/office/word/2010/wordprocessingGroup" xmlns:wpi="http://schemas.microsoft.com/office/word/2010/wordprocessingInk" xmlns:wne="http://schemas.microsoft.com/office/word/2006/wordml" xmlns:wps="http://schemas.microsoft.com/office/word/2010/wordprocessingShape" mc:Ignorable="w14 w15 w16se w16cid w16 w16cex w16sdtdh w16sdtfl w16du wp14">
+  <w:p>
+    <w:pPr>
+      <w:pStyle w:val="a9"/>
+    </w:pPr>
     <w:r>
       <w:rPr>
         <w:noProof/>
@@ -12029,7 +12142,7 @@
 </w:hdr>
 </file>
 
-<file path=word/header2.xml><?xml version="1.0" encoding="utf-8"?>
+<file path=word/header3.xml><?xml version="1.0" encoding="utf-8"?>
 <w:hdr xmlns:wpc="http://schemas.microsoft.com/office/word/2010/wordprocessingCanvas" xmlns:cx="http://schemas.microsoft.com/office/drawing/2014/chartex" xmlns:cx1="http://schemas.microsoft.com/office/drawing/2015/9/8/chartex" xmlns:cx2="http://schemas.microsoft.com/office/drawing/2015/10/21/chartex" xmlns:cx3="http://schemas.microsoft.com/office/drawing/2016/5/9/chartex" xmlns:cx4="http://schemas.microsoft.com/office/drawing/2016/5/10/chartex" xmlns:cx5="http://schemas.microsoft.com/office/drawing/2016/5/11/chartex" xmlns:cx6="http://schemas.microsoft.com/office/drawing/2016/5/12/chartex" xmlns:cx7="http://schemas.microsoft.com/office/drawing/2016/5/13/chartex" xmlns:cx8="http://schemas.microsoft.com/office/drawing/2016/5/14/chartex" xmlns:mc="http://schemas.openxmlformats.org/markup-compatibility/2006" xmlns:aink="http://schemas.microsoft.com/office/drawing/2016/ink" xmlns:am3d="http://schemas.microsoft.com/office/drawing/2017/model3d" xmlns:o="urn:schemas-microsoft-com:office:office" xmlns:oel="http://schemas.microsoft.com/office/2019/extlst" xmlns:r="http://schemas.openxmlformats.org/officeDocument/2006/relationships" xmlns:m="http://schemas.openxmlformats.org/officeDocument/2006/math" xmlns:v="urn:schemas-microsoft-com:vml" xmlns:wp14="http://schemas.microsoft.com/office/word/2010/wordprocessingDrawing" xmlns:wp="http://schemas.openxmlformats.org/drawingml/2006/wordprocessingDrawing" xmlns:w10="urn:schemas-microsoft-com:office:word" xmlns:w="http://schemas.openxmlformats.org/wordprocessingml/2006/main" xmlns:w14="http://schemas.microsoft.com/office/word/2010/wordml" xmlns:w15="http://schemas.microsoft.com/office/word/2012/wordml" xmlns:w16cex="http://schemas.microsoft.com/office/word/2018/wordml/cex" xmlns:w16cid="http://schemas.microsoft.com/office/word/2016/wordml/cid" xmlns:w16="http://schemas.microsoft.com/office/word/2018/wordml" xmlns:w16du="http://schemas.microsoft.com/office/word/2023/wordml/word16du" xmlns:w16sdtdh="http://schemas.microsoft.com/office/word/2020/wordml/sdtdatahash" xmlns:w16sdtfl="http://schemas.microsoft.com/office/word/2024/wordml/sdtformatlock" xmlns:w16se="http://schemas.microsoft.com/office/word/2015/wordml/symex" xmlns:wpg="http://schemas.microsoft.com/office/word/2010/wordprocessingGroup" xmlns:wpi="http://schemas.microsoft.com/office/word/2010/wordprocessingInk" xmlns:wne="http://schemas.microsoft.com/office/word/2006/wordml" xmlns:wps="http://schemas.microsoft.com/office/word/2010/wordprocessingShape" mc:Ignorable="w14 w15 w16se w16cid w16 w16cex w16sdtdh w16sdtfl w16du wp14">
   <w:tbl>
     <w:tblPr>
